--- a/Week_5/lab03/ttnt lab3.docx
+++ b/Week_5/lab03/ttnt lab3.docx
@@ -20657,7 +20657,12 @@
     <w:sdt>
       <w:sdtPr>
         <w:rPr>
-          <w:rFonts w:eastAsiaTheme="minorHAnsi"/>
+          <w:rFonts w:eastAsiaTheme="minorHAnsi" w:cstheme="minorBidi"/>
+          <w:b w:val="0"/>
+          <w:kern w:val="2"/>
+          <w:sz w:val="26"/>
+          <w:szCs w:val="24"/>
+          <w14:ligatures w14:val="standardContextual"/>
         </w:rPr>
         <w:id w:val="811131450"/>
         <w:docPartObj>
@@ -20667,14 +20672,10 @@
       </w:sdtPr>
       <w:sdtEndPr>
         <w:rPr>
-          <w:rFonts w:cstheme="minorBidi"/>
-          <w:b w:val="0"/>
           <w:bCs/>
           <w:noProof/>
-          <w:kern w:val="2"/>
-          <w:sz w:val="28"/>
-          <w:szCs w:val="28"/>
-          <w14:ligatures w14:val="standardContextual"/>
+          <w:sz w:val="28"/>
+          <w:szCs w:val="28"/>
         </w:rPr>
       </w:sdtEndPr>
       <w:sdtContent>
@@ -22754,20 +22755,15 @@
     </w:p>
     <w:p>
       <w:pPr>
-        <w:pStyle w:val="NormalWeb"/>
-        <w:spacing w:line="13" w:lineRule="atLeast"/>
-        <w:rPr>
-          <w:b/>
-          <w:bCs/>
-          <w:color w:val="02CDFF"/>
-          <w:sz w:val="36"/>
-          <w:szCs w:val="36"/>
-        </w:rPr>
-      </w:pPr>
-    </w:p>
-    <w:p>
-      <w:pPr>
         <w:pStyle w:val="Heading1"/>
+      </w:pPr>
+      <w:r>
+        <w:t>N-QUEEN</w:t>
+      </w:r>
+    </w:p>
+    <w:p>
+      <w:pPr>
+        <w:pStyle w:val="Heading2"/>
       </w:pPr>
       <w:bookmarkStart w:id="1" w:name="_Toc211177895"/>
       <w:r>
@@ -22793,15 +22789,15 @@
         <w:spacing w:line="17" w:lineRule="atLeast"/>
         <w:jc w:val="both"/>
         <w:rPr>
-          <w:sz w:val="36"/>
-          <w:szCs w:val="36"/>
+          <w:sz w:val="28"/>
+          <w:szCs w:val="28"/>
         </w:rPr>
       </w:pPr>
       <w:r>
         <w:rPr>
           <w:color w:val="000000"/>
-          <w:sz w:val="36"/>
-          <w:szCs w:val="36"/>
+          <w:sz w:val="28"/>
+          <w:szCs w:val="28"/>
         </w:rPr>
         <w:t>Thuật toán Steepest-Ascent Hill Climbing là một biến thể của thuật toán Hill Climbing – một phương pháp tìm kiếm cục bộ (local search) dựa trên heuristic. Ý tưởng của nó trong N-Queens như sau:</w:t>
       </w:r>
@@ -22816,8 +22812,8 @@
         <w:jc w:val="both"/>
         <w:rPr>
           <w:rFonts w:cs="Times New Roman"/>
-          <w:sz w:val="36"/>
-          <w:szCs w:val="36"/>
+          <w:sz w:val="28"/>
+          <w:szCs w:val="28"/>
         </w:rPr>
       </w:pPr>
       <w:r>
@@ -22826,8 +22822,8 @@
           <w:b/>
           <w:bCs/>
           <w:color w:val="000000"/>
-          <w:sz w:val="36"/>
-          <w:szCs w:val="36"/>
+          <w:sz w:val="28"/>
+          <w:szCs w:val="28"/>
         </w:rPr>
         <w:t>Bắt đầu từ một trạng thái ban đầu ngẫu nhiên:</w:t>
       </w:r>
@@ -22835,8 +22831,8 @@
         <w:rPr>
           <w:rFonts w:cs="Times New Roman"/>
           <w:color w:val="000000"/>
-          <w:sz w:val="36"/>
-          <w:szCs w:val="36"/>
+          <w:sz w:val="28"/>
+          <w:szCs w:val="28"/>
         </w:rPr>
         <w:t xml:space="preserve"> Tạo một bàn cờ ngẫu nhiên với N con hậu, mỗi cột có đúng một con hậu (để tránh xung đột cột), nhưng có thể có xung đột hàng hoặc đường chéo.</w:t>
       </w:r>
@@ -22851,8 +22847,8 @@
         <w:jc w:val="both"/>
         <w:rPr>
           <w:rFonts w:cs="Times New Roman"/>
-          <w:sz w:val="36"/>
-          <w:szCs w:val="36"/>
+          <w:sz w:val="28"/>
+          <w:szCs w:val="28"/>
         </w:rPr>
       </w:pPr>
       <w:r>
@@ -22861,8 +22857,8 @@
           <w:b/>
           <w:bCs/>
           <w:color w:val="000000"/>
-          <w:sz w:val="36"/>
-          <w:szCs w:val="36"/>
+          <w:sz w:val="28"/>
+          <w:szCs w:val="28"/>
         </w:rPr>
         <w:t>Định nghĩa hàm mục tiêu (objective function):</w:t>
       </w:r>
@@ -22870,8 +22866,8 @@
         <w:rPr>
           <w:rFonts w:cs="Times New Roman"/>
           <w:color w:val="000000"/>
-          <w:sz w:val="36"/>
-          <w:szCs w:val="36"/>
+          <w:sz w:val="28"/>
+          <w:szCs w:val="28"/>
         </w:rPr>
         <w:t xml:space="preserve"> Sử dụng số lượng xung đột giữa các con hậu làm đo lường chất lượng trạng thái. Mục tiêu là giảm thiểu số xung đột này xuống 0 (giải pháp tối ưu).</w:t>
       </w:r>
@@ -22886,8 +22882,8 @@
         <w:jc w:val="both"/>
         <w:rPr>
           <w:rFonts w:cs="Times New Roman"/>
-          <w:sz w:val="36"/>
-          <w:szCs w:val="36"/>
+          <w:sz w:val="28"/>
+          <w:szCs w:val="28"/>
         </w:rPr>
       </w:pPr>
       <w:r>
@@ -22896,8 +22892,8 @@
           <w:b/>
           <w:bCs/>
           <w:color w:val="000000"/>
-          <w:sz w:val="36"/>
-          <w:szCs w:val="36"/>
+          <w:sz w:val="28"/>
+          <w:szCs w:val="28"/>
         </w:rPr>
         <w:t>Di chuyển cục bộ (local moves):</w:t>
       </w:r>
@@ -22905,8 +22901,8 @@
         <w:rPr>
           <w:rFonts w:cs="Times New Roman"/>
           <w:color w:val="000000"/>
-          <w:sz w:val="36"/>
-          <w:szCs w:val="36"/>
+          <w:sz w:val="28"/>
+          <w:szCs w:val="28"/>
         </w:rPr>
         <w:t xml:space="preserve"> Một di chuyển cục bộ là thay đổi vị trí của một con hậu trong một cột cụ thể sang một hàng khác (giữ nguyên quy tắc một cột một hậu).</w:t>
       </w:r>
@@ -22921,8 +22917,8 @@
         <w:jc w:val="both"/>
         <w:rPr>
           <w:rFonts w:cs="Times New Roman"/>
-          <w:sz w:val="36"/>
-          <w:szCs w:val="36"/>
+          <w:sz w:val="28"/>
+          <w:szCs w:val="28"/>
         </w:rPr>
       </w:pPr>
       <w:r>
@@ -22931,8 +22927,8 @@
           <w:b/>
           <w:bCs/>
           <w:color w:val="000000"/>
-          <w:sz w:val="36"/>
-          <w:szCs w:val="36"/>
+          <w:sz w:val="28"/>
+          <w:szCs w:val="28"/>
         </w:rPr>
         <w:t>Chọn di chuyển tốt nhất (steepest ascent/descent):</w:t>
       </w:r>
@@ -22940,8 +22936,8 @@
         <w:rPr>
           <w:rFonts w:cs="Times New Roman"/>
           <w:color w:val="000000"/>
-          <w:sz w:val="36"/>
-          <w:szCs w:val="36"/>
+          <w:sz w:val="28"/>
+          <w:szCs w:val="28"/>
         </w:rPr>
         <w:t xml:space="preserve"> Không chọn di chuyển ngẫu nhiên như Hill Climbing cơ bản, mà đánh giá tất cả các di chuyển cục bộ có thể (cho mọi cột và mọi hàng thay thế), tính toán hàm mục tiêu cho từng di chuyển, và luôn chọn di chuyển dẫn đến trạng thái tốt nhất (ít xung đột nhất).</w:t>
       </w:r>
@@ -22956,11 +22952,585 @@
         <w:jc w:val="both"/>
         <w:rPr>
           <w:rFonts w:cs="Times New Roman"/>
+          <w:sz w:val="28"/>
+          <w:szCs w:val="28"/>
+        </w:rPr>
+      </w:pPr>
+      <w:r>
+        <w:rPr>
+          <w:rFonts w:cs="Times New Roman"/>
+          <w:b/>
+          <w:bCs/>
+          <w:color w:val="000000"/>
+          <w:sz w:val="28"/>
+          <w:szCs w:val="28"/>
+        </w:rPr>
+        <w:t>Lặp lại quá trình:</w:t>
+      </w:r>
+      <w:r>
+        <w:rPr>
+          <w:rFonts w:cs="Times New Roman"/>
+          <w:color w:val="000000"/>
+          <w:sz w:val="28"/>
+          <w:szCs w:val="28"/>
+        </w:rPr>
+        <w:t xml:space="preserve"> Tiếp tục di chuyển đến trạng thái tốt nhất trong số các hàng xóm (neighbors) cho đến khi không còn di chuyển nào cải thiện được hàm mục tiêu (đạt cực tiểu cục bộ – local minimum). Nếu số xung đột bằng 0, đó là giải pháp; nếu không, thuật toán có thể bị kẹt ở cực tiểu cục bộ và cần khởi động lại (restart) để tìm giải pháp tốt hơn.</w:t>
+      </w:r>
+    </w:p>
+    <w:p>
+      <w:pPr>
+        <w:spacing w:beforeAutospacing="1" w:afterAutospacing="1" w:line="17" w:lineRule="atLeast"/>
+        <w:jc w:val="both"/>
+        <w:rPr>
+          <w:rFonts w:cs="Times New Roman"/>
+          <w:b/>
+          <w:bCs/>
+          <w:sz w:val="28"/>
+          <w:szCs w:val="28"/>
+        </w:rPr>
+      </w:pPr>
+      <w:r>
+        <w:rPr>
+          <w:rFonts w:cs="Times New Roman"/>
+          <w:b/>
+          <w:bCs/>
+          <w:sz w:val="28"/>
+          <w:szCs w:val="28"/>
+        </w:rPr>
+        <w:t xml:space="preserve">Ưu điểm và hạn chế: </w:t>
+      </w:r>
+    </w:p>
+    <w:p>
+      <w:pPr>
+        <w:spacing w:beforeAutospacing="1" w:afterAutospacing="1" w:line="17" w:lineRule="atLeast"/>
+        <w:jc w:val="both"/>
+        <w:rPr>
+          <w:rFonts w:cs="Times New Roman"/>
+          <w:sz w:val="28"/>
+          <w:szCs w:val="28"/>
+        </w:rPr>
+      </w:pPr>
+      <w:r>
+        <w:rPr>
+          <w:rFonts w:cs="Times New Roman"/>
+          <w:sz w:val="28"/>
+          <w:szCs w:val="28"/>
+        </w:rPr>
+        <w:t xml:space="preserve">      Thuật toán đơn giản, hiệu quả cho không gian tìm kiếm lớn, nhưng có thể bị kẹt ở cực tiểu cục bộ (không phải giải pháp tối ưu toàn cục). Trong N-Queens, nó thường hiệu quả cho N nhỏ đến trung bình (như N=8), nhưng với N lớn, cần các biến thể như Simulated Annealing hoặc Genetic Algorithms để tránh cục bộ.</w:t>
+      </w:r>
+    </w:p>
+    <w:p>
+      <w:pPr>
+        <w:spacing w:beforeAutospacing="1" w:afterAutospacing="1" w:line="17" w:lineRule="atLeast"/>
+        <w:jc w:val="both"/>
+        <w:rPr>
+          <w:rFonts w:cs="Times New Roman"/>
+          <w:sz w:val="28"/>
+          <w:szCs w:val="28"/>
+        </w:rPr>
+      </w:pPr>
+      <w:r>
+        <w:rPr>
+          <w:rFonts w:cs="Times New Roman"/>
+          <w:sz w:val="28"/>
+          <w:szCs w:val="28"/>
+        </w:rPr>
+        <w:t>Thuật toán này giống như "leo đồi" một cách dốc nhất: luôn chọn hướng dốc nhất để tiến lên (hoặc xuống nếu giảm thiểu), thay vì chọn ngẫu nhiên.</w:t>
+      </w:r>
+      <w:r>
+        <w:rPr>
+          <w:rFonts w:cs="Times New Roman"/>
+          <w:sz w:val="28"/>
+          <w:szCs w:val="28"/>
+        </w:rPr>
+        <w:br/>
+      </w:r>
+    </w:p>
+    <w:p>
+      <w:pPr>
+        <w:rPr>
+          <w:rFonts w:cs="Times New Roman"/>
           <w:sz w:val="36"/>
           <w:szCs w:val="36"/>
         </w:rPr>
       </w:pPr>
       <w:r>
+        <w:rPr>
+          <w:rFonts w:cs="Times New Roman"/>
+          <w:sz w:val="36"/>
+          <w:szCs w:val="36"/>
+        </w:rPr>
+        <w:lastRenderedPageBreak/>
+        <w:br w:type="page"/>
+      </w:r>
+    </w:p>
+    <w:p>
+      <w:pPr>
+        <w:pStyle w:val="Heading2"/>
+      </w:pPr>
+      <w:bookmarkStart w:id="2" w:name="_Toc211177896"/>
+      <w:r>
+        <w:lastRenderedPageBreak/>
+        <w:t>Task 2: Stochastic Hill Climbing 1</w:t>
+      </w:r>
+      <w:bookmarkEnd w:id="2"/>
+      <w:r>
+        <w:t xml:space="preserve"> </w:t>
+      </w:r>
+    </w:p>
+    <w:p>
+      <w:pPr>
+        <w:pStyle w:val="NormalWeb"/>
+        <w:spacing w:line="17" w:lineRule="atLeast"/>
+        <w:rPr>
+          <w:sz w:val="28"/>
+          <w:szCs w:val="28"/>
+        </w:rPr>
+      </w:pPr>
+      <w:r>
+        <w:rPr>
+          <w:b/>
+          <w:bCs/>
+          <w:color w:val="000000"/>
+          <w:sz w:val="28"/>
+          <w:szCs w:val="28"/>
+        </w:rPr>
+        <w:t>Stochastic Hill Climbing</w:t>
+      </w:r>
+      <w:r>
+        <w:rPr>
+          <w:color w:val="000000"/>
+          <w:sz w:val="28"/>
+          <w:szCs w:val="28"/>
+        </w:rPr>
+        <w:t xml:space="preserve"> là một biến thể của thuật toán Hill Climbing, được thiết kế để giải quyết bài toán N-Queens (đặt N con hậu trên bàn cờ N x N sao cho không con hậu nào tấn công lẫn nhau). Ý tưởng chính của thuật toán này trong bài toán N-Queens bao gồm:</w:t>
+      </w:r>
+    </w:p>
+    <w:p>
+      <w:pPr>
+        <w:numPr>
+          <w:ilvl w:val="0"/>
+          <w:numId w:val="31"/>
+        </w:numPr>
+        <w:spacing w:beforeAutospacing="1" w:after="0" w:afterAutospacing="1" w:line="17" w:lineRule="atLeast"/>
+        <w:rPr>
+          <w:rFonts w:cs="Times New Roman"/>
+          <w:sz w:val="28"/>
+          <w:szCs w:val="28"/>
+        </w:rPr>
+      </w:pPr>
+      <w:r>
+        <w:rPr>
+          <w:rFonts w:cs="Times New Roman"/>
+          <w:b/>
+          <w:bCs/>
+          <w:color w:val="000000"/>
+          <w:sz w:val="28"/>
+          <w:szCs w:val="28"/>
+        </w:rPr>
+        <w:t>Bắt đầu từ trạng thái ngẫu nhiên:</w:t>
+      </w:r>
+      <w:r>
+        <w:rPr>
+          <w:rFonts w:cs="Times New Roman"/>
+          <w:color w:val="000000"/>
+          <w:sz w:val="28"/>
+          <w:szCs w:val="28"/>
+        </w:rPr>
+        <w:t xml:space="preserve"> Tương tự Steepest-Ascent Hill Climbing, thuật toán khởi tạo một bàn cờ ngẫu nhiên với N con hậu, mỗi cột có đúng một con hậu (đảm bảo không xung đột cột), nhưng có thể có xung đột hàng hoặc đường chéo.</w:t>
+      </w:r>
+    </w:p>
+    <w:p>
+      <w:pPr>
+        <w:numPr>
+          <w:ilvl w:val="0"/>
+          <w:numId w:val="31"/>
+        </w:numPr>
+        <w:spacing w:beforeAutospacing="1" w:after="0" w:afterAutospacing="1" w:line="17" w:lineRule="atLeast"/>
+        <w:rPr>
+          <w:rFonts w:cs="Times New Roman"/>
+          <w:sz w:val="28"/>
+          <w:szCs w:val="28"/>
+        </w:rPr>
+      </w:pPr>
+      <w:r>
+        <w:rPr>
+          <w:rFonts w:cs="Times New Roman"/>
+          <w:b/>
+          <w:bCs/>
+          <w:color w:val="000000"/>
+          <w:sz w:val="28"/>
+          <w:szCs w:val="28"/>
+        </w:rPr>
+        <w:t xml:space="preserve">Hàm mục tiêu: </w:t>
+      </w:r>
+      <w:r>
+        <w:rPr>
+          <w:rFonts w:cs="Times New Roman"/>
+          <w:color w:val="000000"/>
+          <w:sz w:val="28"/>
+          <w:szCs w:val="28"/>
+        </w:rPr>
+        <w:t>Sử dụng số lượng xung đột (attacks) giữa các con hậu làm thước đo chất lượng trạng thái. Mục tiêu là giảm số xung đột xuống 0 (giải pháp tối ưu).</w:t>
+      </w:r>
+    </w:p>
+    <w:p>
+      <w:pPr>
+        <w:numPr>
+          <w:ilvl w:val="0"/>
+          <w:numId w:val="31"/>
+        </w:numPr>
+        <w:spacing w:beforeAutospacing="1" w:after="0" w:afterAutospacing="1" w:line="17" w:lineRule="atLeast"/>
+        <w:rPr>
+          <w:rFonts w:cs="Times New Roman"/>
+          <w:sz w:val="28"/>
+          <w:szCs w:val="28"/>
+        </w:rPr>
+      </w:pPr>
+      <w:r>
+        <w:rPr>
+          <w:rFonts w:cs="Times New Roman"/>
+          <w:b/>
+          <w:bCs/>
+          <w:color w:val="000000"/>
+          <w:sz w:val="28"/>
+          <w:szCs w:val="28"/>
+        </w:rPr>
+        <w:t xml:space="preserve">Di chuyển cục bộ (local moves): </w:t>
+      </w:r>
+      <w:r>
+        <w:rPr>
+          <w:rFonts w:cs="Times New Roman"/>
+          <w:color w:val="000000"/>
+          <w:sz w:val="28"/>
+          <w:szCs w:val="28"/>
+        </w:rPr>
+        <w:t>Một di chuyển cục bộ là thay đổi vị trí của một con hậu trong một cột sang một hàng khác, giữ nguyên quy tắc một cột một hậu.</w:t>
+      </w:r>
+    </w:p>
+    <w:p>
+      <w:pPr>
+        <w:numPr>
+          <w:ilvl w:val="0"/>
+          <w:numId w:val="31"/>
+        </w:numPr>
+        <w:spacing w:beforeAutospacing="1" w:after="0" w:afterAutospacing="1" w:line="17" w:lineRule="atLeast"/>
+        <w:rPr>
+          <w:rFonts w:cs="Times New Roman"/>
+          <w:sz w:val="28"/>
+          <w:szCs w:val="28"/>
+        </w:rPr>
+      </w:pPr>
+      <w:r>
+        <w:rPr>
+          <w:rFonts w:cs="Times New Roman"/>
+          <w:b/>
+          <w:bCs/>
+          <w:color w:val="000000"/>
+          <w:sz w:val="28"/>
+          <w:szCs w:val="28"/>
+        </w:rPr>
+        <w:t>Chọn ngẫu nhiên từ các di chuyển cải thiện</w:t>
+      </w:r>
+      <w:r>
+        <w:rPr>
+          <w:rFonts w:cs="Times New Roman"/>
+          <w:color w:val="000000"/>
+          <w:sz w:val="28"/>
+          <w:szCs w:val="28"/>
+        </w:rPr>
+        <w:t>: Khác với Steepest-Ascent Hill Climbing (chọn di chuyển tốt nhất), Stochastic Hill Climbing:</w:t>
+      </w:r>
+    </w:p>
+    <w:p>
+      <w:pPr>
+        <w:numPr>
+          <w:ilvl w:val="1"/>
+          <w:numId w:val="31"/>
+        </w:numPr>
+        <w:spacing w:beforeAutospacing="1" w:after="0" w:afterAutospacing="1" w:line="17" w:lineRule="atLeast"/>
+        <w:rPr>
+          <w:rFonts w:cs="Times New Roman"/>
+          <w:sz w:val="28"/>
+          <w:szCs w:val="28"/>
+        </w:rPr>
+      </w:pPr>
+      <w:r>
+        <w:rPr>
+          <w:rFonts w:cs="Times New Roman"/>
+          <w:color w:val="000000"/>
+          <w:sz w:val="28"/>
+          <w:szCs w:val="28"/>
+        </w:rPr>
+        <w:t>Xác định tất cả các trạng thái hàng xóm (neighbors) có số xung đột thấp hơn trạng thái hiện tại.</w:t>
+      </w:r>
+    </w:p>
+    <w:p>
+      <w:pPr>
+        <w:numPr>
+          <w:ilvl w:val="1"/>
+          <w:numId w:val="31"/>
+        </w:numPr>
+        <w:spacing w:beforeAutospacing="1" w:after="0" w:afterAutospacing="1" w:line="17" w:lineRule="atLeast"/>
+        <w:rPr>
+          <w:rFonts w:cs="Times New Roman"/>
+          <w:sz w:val="28"/>
+          <w:szCs w:val="28"/>
+        </w:rPr>
+      </w:pPr>
+      <w:r>
+        <w:rPr>
+          <w:rFonts w:cs="Times New Roman"/>
+          <w:color w:val="000000"/>
+          <w:sz w:val="28"/>
+          <w:szCs w:val="28"/>
+        </w:rPr>
+        <w:t>Chọn ngẫu nhiên một trạng thái trong số các trạng thái hàng xóm cải thiện này, thay vì luôn chọn trạng thái có số xung đột thấp nhất.</w:t>
+      </w:r>
+    </w:p>
+    <w:p>
+      <w:pPr>
+        <w:numPr>
+          <w:ilvl w:val="0"/>
+          <w:numId w:val="31"/>
+        </w:numPr>
+        <w:spacing w:beforeAutospacing="1" w:after="0" w:afterAutospacing="1" w:line="17" w:lineRule="atLeast"/>
+        <w:rPr>
+          <w:rFonts w:cs="Times New Roman"/>
+          <w:sz w:val="28"/>
+          <w:szCs w:val="28"/>
+        </w:rPr>
+      </w:pPr>
+      <w:r>
+        <w:rPr>
+          <w:rFonts w:cs="Times New Roman"/>
+          <w:b/>
+          <w:bCs/>
+          <w:color w:val="000000"/>
+          <w:sz w:val="28"/>
+          <w:szCs w:val="28"/>
+        </w:rPr>
+        <w:t xml:space="preserve">Lặp lại quá trình: </w:t>
+      </w:r>
+      <w:r>
+        <w:rPr>
+          <w:rFonts w:cs="Times New Roman"/>
+          <w:color w:val="000000"/>
+          <w:sz w:val="28"/>
+          <w:szCs w:val="28"/>
+        </w:rPr>
+        <w:t>Tiếp tục chọn ngẫu nhiên một di chuyển cải thiện cho đến khi:</w:t>
+      </w:r>
+    </w:p>
+    <w:p>
+      <w:pPr>
+        <w:numPr>
+          <w:ilvl w:val="1"/>
+          <w:numId w:val="32"/>
+        </w:numPr>
+        <w:spacing w:beforeAutospacing="1" w:after="0" w:afterAutospacing="1" w:line="17" w:lineRule="atLeast"/>
+        <w:rPr>
+          <w:rFonts w:cs="Times New Roman"/>
+          <w:sz w:val="28"/>
+          <w:szCs w:val="28"/>
+        </w:rPr>
+      </w:pPr>
+      <w:r>
+        <w:rPr>
+          <w:rFonts w:cs="Times New Roman"/>
+          <w:color w:val="000000"/>
+          <w:sz w:val="28"/>
+          <w:szCs w:val="28"/>
+        </w:rPr>
+        <w:t>Không còn di chuyển nào cải thiện được (đạt cực tiểu cục bộ – local optimum).</w:t>
+      </w:r>
+    </w:p>
+    <w:p>
+      <w:pPr>
+        <w:numPr>
+          <w:ilvl w:val="1"/>
+          <w:numId w:val="32"/>
+        </w:numPr>
+        <w:spacing w:beforeAutospacing="1" w:after="0" w:afterAutospacing="1" w:line="17" w:lineRule="atLeast"/>
+        <w:rPr>
+          <w:rFonts w:cs="Times New Roman"/>
+          <w:sz w:val="28"/>
+          <w:szCs w:val="28"/>
+        </w:rPr>
+      </w:pPr>
+      <w:r>
+        <w:rPr>
+          <w:rFonts w:cs="Times New Roman"/>
+          <w:color w:val="000000"/>
+          <w:sz w:val="28"/>
+          <w:szCs w:val="28"/>
+        </w:rPr>
+        <w:t>Tìm được giải pháp (số xung đột = 0).</w:t>
+      </w:r>
+    </w:p>
+    <w:p>
+      <w:pPr>
+        <w:pStyle w:val="NormalWeb"/>
+        <w:spacing w:line="17" w:lineRule="atLeast"/>
+        <w:rPr>
+          <w:sz w:val="28"/>
+          <w:szCs w:val="28"/>
+        </w:rPr>
+      </w:pPr>
+      <w:r>
+        <w:rPr>
+          <w:b/>
+          <w:bCs/>
+          <w:color w:val="000000"/>
+          <w:sz w:val="28"/>
+          <w:szCs w:val="28"/>
+        </w:rPr>
+        <w:t>Tính ngẫu nhiên (stochastic):</w:t>
+      </w:r>
+      <w:r>
+        <w:rPr>
+          <w:color w:val="000000"/>
+          <w:sz w:val="28"/>
+          <w:szCs w:val="28"/>
+        </w:rPr>
+        <w:t xml:space="preserve"> Việc chọn ngẫu nhiên một di chuyển cải thiện giúp thuật toán tránh bị kẹt ở một số cực tiểu cục bộ nhất định, vì nó không luôn đi theo hướng "dốc nhất". Điều này làm tăng khả năng thoát khỏi các cực tiểu cục bộ so với Steepest-Ascent Hill Climbing, mặc dù vẫn có thể không tìm được giải pháp toàn cục.</w:t>
+      </w:r>
+    </w:p>
+    <w:p>
+      <w:pPr>
+        <w:pStyle w:val="NormalWeb"/>
+        <w:spacing w:line="17" w:lineRule="atLeast"/>
+        <w:rPr>
+          <w:sz w:val="28"/>
+          <w:szCs w:val="28"/>
+        </w:rPr>
+      </w:pPr>
+      <w:r>
+        <w:rPr>
+          <w:b/>
+          <w:bCs/>
+          <w:color w:val="000000"/>
+          <w:sz w:val="28"/>
+          <w:szCs w:val="28"/>
+        </w:rPr>
+        <w:t>Ưu điểm và hạn chế:</w:t>
+      </w:r>
+    </w:p>
+    <w:p>
+      <w:pPr>
+        <w:numPr>
+          <w:ilvl w:val="0"/>
+          <w:numId w:val="33"/>
+        </w:numPr>
+        <w:spacing w:beforeAutospacing="1" w:after="0" w:afterAutospacing="1" w:line="17" w:lineRule="atLeast"/>
+        <w:rPr>
+          <w:rFonts w:cs="Times New Roman"/>
+          <w:sz w:val="28"/>
+          <w:szCs w:val="28"/>
+        </w:rPr>
+      </w:pPr>
+      <w:r>
+        <w:rPr>
+          <w:rFonts w:cs="Times New Roman"/>
+          <w:b/>
+          <w:bCs/>
+          <w:color w:val="000000"/>
+          <w:sz w:val="28"/>
+          <w:szCs w:val="28"/>
+        </w:rPr>
+        <w:lastRenderedPageBreak/>
+        <w:t>Ưu điểm:</w:t>
+      </w:r>
+      <w:r>
+        <w:rPr>
+          <w:rFonts w:cs="Times New Roman"/>
+          <w:color w:val="000000"/>
+          <w:sz w:val="28"/>
+          <w:szCs w:val="28"/>
+        </w:rPr>
+        <w:t xml:space="preserve"> Đơn giản, nhanh hơn Steepest-Ascent Hill Climbing (vì không cần đánh giá và so sánh tất cả hàng xóm để tìm cái tốt nhất), và tính ngẫu nhiên giúp tránh một số cực tiểu cục bộ.</w:t>
+      </w:r>
+    </w:p>
+    <w:p>
+      <w:pPr>
+        <w:numPr>
+          <w:ilvl w:val="0"/>
+          <w:numId w:val="33"/>
+        </w:numPr>
+        <w:spacing w:beforeAutospacing="1" w:after="0" w:afterAutospacing="1" w:line="17" w:lineRule="atLeast"/>
+        <w:rPr>
+          <w:rFonts w:cs="Times New Roman"/>
+          <w:sz w:val="28"/>
+          <w:szCs w:val="28"/>
+        </w:rPr>
+      </w:pPr>
+      <w:r>
+        <w:rPr>
+          <w:rFonts w:cs="Times New Roman"/>
+          <w:b/>
+          <w:bCs/>
+          <w:color w:val="000000"/>
+          <w:sz w:val="28"/>
+          <w:szCs w:val="28"/>
+        </w:rPr>
+        <w:t xml:space="preserve">Hạn chế: </w:t>
+      </w:r>
+      <w:r>
+        <w:rPr>
+          <w:rFonts w:cs="Times New Roman"/>
+          <w:color w:val="000000"/>
+          <w:sz w:val="28"/>
+          <w:szCs w:val="28"/>
+        </w:rPr>
+        <w:t>Vẫn có thể bị kẹt ở cực tiểu cục bộ, và việc chọn ngẫu nhiên có thể làm chậm quá trình hội tụ đến giải pháp tối ưu so với Steepest-Ascent. Với N lớn, có thể cần chạy lại nhiều lần hoặc kết hợp với các kỹ thuật khác (như Simulated Annealing).</w:t>
+      </w:r>
+    </w:p>
+    <w:p>
+      <w:pPr>
+        <w:spacing w:beforeAutospacing="1" w:afterAutospacing="1" w:line="17" w:lineRule="atLeast"/>
+        <w:rPr>
+          <w:rFonts w:cs="Times New Roman"/>
+          <w:b/>
+          <w:bCs/>
+          <w:color w:val="000000"/>
+          <w:sz w:val="28"/>
+          <w:szCs w:val="28"/>
+        </w:rPr>
+      </w:pPr>
+      <w:r>
+        <w:rPr>
+          <w:rFonts w:cs="Times New Roman"/>
+          <w:color w:val="000000"/>
+          <w:sz w:val="28"/>
+          <w:szCs w:val="28"/>
+        </w:rPr>
+        <w:t>Thuật toán này giống như "leo đồi" nhưng thay vì luôn chọn con đường dốc nhất, nó chọn ngẫu nhiên một con đường đi lên (cải thiện), giúp tăng tính khám phá trong không gian tìm kiếm</w:t>
+      </w:r>
+      <w:r>
+        <w:rPr>
+          <w:rFonts w:cs="Times New Roman"/>
+          <w:b/>
+          <w:bCs/>
+          <w:color w:val="000000"/>
+          <w:sz w:val="28"/>
+          <w:szCs w:val="28"/>
+        </w:rPr>
+        <w:t>.</w:t>
+      </w:r>
+      <w:r>
+        <w:rPr>
+          <w:rFonts w:cs="Times New Roman"/>
+          <w:b/>
+          <w:bCs/>
+          <w:color w:val="000000"/>
+          <w:sz w:val="28"/>
+          <w:szCs w:val="28"/>
+        </w:rPr>
+        <w:br/>
+      </w:r>
+    </w:p>
+    <w:p>
+      <w:pPr>
         <w:rPr>
           <w:rFonts w:cs="Times New Roman"/>
           <w:b/>
@@ -22969,605 +23539,22 @@
           <w:sz w:val="36"/>
           <w:szCs w:val="36"/>
         </w:rPr>
-        <w:t>Lặp lại quá trình:</w:t>
-      </w:r>
-      <w:r>
-        <w:rPr>
-          <w:rFonts w:cs="Times New Roman"/>
-          <w:color w:val="000000"/>
-          <w:sz w:val="36"/>
-          <w:szCs w:val="36"/>
-        </w:rPr>
-        <w:t xml:space="preserve"> Tiếp tục di chuyển đến trạng thái tốt nhất trong số các hàng xóm (neighbors) cho đến khi không còn di chuyển nào cải thiện được hàm mục tiêu (đạt cực tiểu cục bộ – local minimum). Nếu số xung đột bằng 0, đó là giải pháp; </w:t>
-      </w:r>
-      <w:r>
-        <w:rPr>
-          <w:rFonts w:cs="Times New Roman"/>
-          <w:color w:val="000000"/>
-          <w:sz w:val="36"/>
-          <w:szCs w:val="36"/>
-        </w:rPr>
-        <w:lastRenderedPageBreak/>
-        <w:t>nếu không, thuật toán có thể bị kẹt ở cực tiểu cục bộ và cần khởi động lại (restart) để tìm giải pháp tốt hơn.</w:t>
-      </w:r>
-    </w:p>
-    <w:p>
-      <w:pPr>
-        <w:spacing w:beforeAutospacing="1" w:afterAutospacing="1" w:line="17" w:lineRule="atLeast"/>
-        <w:jc w:val="both"/>
-        <w:rPr>
-          <w:rFonts w:cs="Times New Roman"/>
-          <w:b/>
-          <w:bCs/>
-          <w:sz w:val="36"/>
-          <w:szCs w:val="36"/>
-        </w:rPr>
-      </w:pPr>
-      <w:r>
-        <w:rPr>
-          <w:rFonts w:cs="Times New Roman"/>
-          <w:b/>
-          <w:bCs/>
-          <w:sz w:val="36"/>
-          <w:szCs w:val="36"/>
-        </w:rPr>
-        <w:t xml:space="preserve">Ưu điểm và hạn chế: </w:t>
-      </w:r>
-    </w:p>
-    <w:p>
-      <w:pPr>
-        <w:spacing w:beforeAutospacing="1" w:afterAutospacing="1" w:line="17" w:lineRule="atLeast"/>
-        <w:jc w:val="both"/>
-        <w:rPr>
-          <w:rFonts w:cs="Times New Roman"/>
-          <w:sz w:val="36"/>
-          <w:szCs w:val="36"/>
-        </w:rPr>
-      </w:pPr>
-      <w:r>
-        <w:rPr>
-          <w:rFonts w:cs="Times New Roman"/>
-          <w:sz w:val="36"/>
-          <w:szCs w:val="36"/>
-        </w:rPr>
-        <w:t xml:space="preserve">      Thuật toán đơn giản, hiệu quả cho không gian tìm kiếm lớn, nhưng có thể bị kẹt ở cực tiểu cục bộ (không phải giải pháp tối ưu toàn cục). Trong N-Queens, nó thường hiệu quả cho N nhỏ đến trung bình (như N=8), nhưng với N lớn, cần các biến thể như Simulated Annealing hoặc Genetic Algorithms để tránh cục bộ.</w:t>
-      </w:r>
-    </w:p>
-    <w:p>
-      <w:pPr>
-        <w:spacing w:beforeAutospacing="1" w:afterAutospacing="1" w:line="17" w:lineRule="atLeast"/>
-        <w:jc w:val="both"/>
-        <w:rPr>
-          <w:rFonts w:cs="Times New Roman"/>
-          <w:sz w:val="36"/>
-          <w:szCs w:val="36"/>
-        </w:rPr>
-      </w:pPr>
-      <w:r>
-        <w:rPr>
-          <w:rFonts w:cs="Times New Roman"/>
-          <w:sz w:val="36"/>
-          <w:szCs w:val="36"/>
-        </w:rPr>
-        <w:t>Thuật toán này giống như "leo đồi" một cách dốc nhất: luôn chọn hướng dốc nhất để tiến lên (hoặc xuống nếu giảm thiểu), thay vì chọn ngẫu nhiên.</w:t>
-      </w:r>
-      <w:r>
-        <w:rPr>
-          <w:rFonts w:cs="Times New Roman"/>
-          <w:sz w:val="36"/>
-          <w:szCs w:val="36"/>
-        </w:rPr>
-        <w:br/>
-      </w:r>
-    </w:p>
-    <w:p>
-      <w:pPr>
-        <w:rPr>
-          <w:rFonts w:cs="Times New Roman"/>
-          <w:sz w:val="36"/>
-          <w:szCs w:val="36"/>
-        </w:rPr>
-      </w:pPr>
-      <w:r>
-        <w:rPr>
-          <w:rFonts w:cs="Times New Roman"/>
-          <w:sz w:val="36"/>
-          <w:szCs w:val="36"/>
-        </w:rPr>
-        <w:br w:type="page"/>
-      </w:r>
-    </w:p>
-    <w:p>
-      <w:pPr>
-        <w:pStyle w:val="Heading1"/>
-      </w:pPr>
-      <w:bookmarkStart w:id="2" w:name="_Toc211177896"/>
-      <w:r>
-        <w:lastRenderedPageBreak/>
-        <w:t>Task 2: Stochastic Hill Climbing 1</w:t>
-      </w:r>
-      <w:bookmarkEnd w:id="2"/>
-      <w:r>
-        <w:t xml:space="preserve"> </w:t>
-      </w:r>
-    </w:p>
-    <w:p>
-      <w:pPr>
-        <w:pStyle w:val="NormalWeb"/>
-        <w:spacing w:line="17" w:lineRule="atLeast"/>
-        <w:rPr>
-          <w:sz w:val="36"/>
-          <w:szCs w:val="36"/>
-        </w:rPr>
-      </w:pPr>
-      <w:r>
-        <w:rPr>
+      </w:pPr>
+      <w:r>
+        <w:rPr>
+          <w:rFonts w:cs="Times New Roman"/>
           <w:b/>
           <w:bCs/>
           <w:color w:val="000000"/>
           <w:sz w:val="36"/>
           <w:szCs w:val="36"/>
         </w:rPr>
-        <w:t>Stochastic Hill Climbing</w:t>
-      </w:r>
-      <w:r>
-        <w:rPr>
-          <w:color w:val="000000"/>
-          <w:sz w:val="36"/>
-          <w:szCs w:val="36"/>
-        </w:rPr>
-        <w:t xml:space="preserve"> là một biến thể của thuật toán Hill Climbing, được thiết kế để giải quyết bài toán N-Queens (đặt N con hậu trên bàn cờ N x N sao cho không con hậu nào tấn công lẫn nhau). Ý tưởng chính của thuật toán này trong bài toán N-Queens bao gồm:</w:t>
-      </w:r>
-    </w:p>
-    <w:p>
-      <w:pPr>
-        <w:numPr>
-          <w:ilvl w:val="0"/>
-          <w:numId w:val="31"/>
-        </w:numPr>
-        <w:spacing w:beforeAutospacing="1" w:after="0" w:afterAutospacing="1" w:line="17" w:lineRule="atLeast"/>
-        <w:rPr>
-          <w:rFonts w:cs="Times New Roman"/>
-          <w:sz w:val="36"/>
-          <w:szCs w:val="36"/>
-        </w:rPr>
-      </w:pPr>
-      <w:r>
-        <w:rPr>
-          <w:rFonts w:cs="Times New Roman"/>
-          <w:b/>
-          <w:bCs/>
-          <w:color w:val="000000"/>
-          <w:sz w:val="36"/>
-          <w:szCs w:val="36"/>
-        </w:rPr>
-        <w:t>Bắt đầu từ trạng thái ngẫu nhiên:</w:t>
-      </w:r>
-      <w:r>
-        <w:rPr>
-          <w:rFonts w:cs="Times New Roman"/>
-          <w:color w:val="000000"/>
-          <w:sz w:val="36"/>
-          <w:szCs w:val="36"/>
-        </w:rPr>
-        <w:t xml:space="preserve"> Tương tự Steepest-Ascent Hill Climbing, thuật toán khởi tạo một bàn cờ ngẫu nhiên với N con hậu, mỗi cột có đúng một con hậu (đảm bảo không xung đột cột), nhưng có thể có xung đột hàng hoặc đường chéo.</w:t>
-      </w:r>
-    </w:p>
-    <w:p>
-      <w:pPr>
-        <w:numPr>
-          <w:ilvl w:val="0"/>
-          <w:numId w:val="31"/>
-        </w:numPr>
-        <w:spacing w:beforeAutospacing="1" w:after="0" w:afterAutospacing="1" w:line="17" w:lineRule="atLeast"/>
-        <w:rPr>
-          <w:rFonts w:cs="Times New Roman"/>
-          <w:sz w:val="36"/>
-          <w:szCs w:val="36"/>
-        </w:rPr>
-      </w:pPr>
-      <w:r>
-        <w:rPr>
-          <w:rFonts w:cs="Times New Roman"/>
-          <w:b/>
-          <w:bCs/>
-          <w:color w:val="000000"/>
-          <w:sz w:val="36"/>
-          <w:szCs w:val="36"/>
-        </w:rPr>
-        <w:t xml:space="preserve">Hàm mục tiêu: </w:t>
-      </w:r>
-      <w:r>
-        <w:rPr>
-          <w:rFonts w:cs="Times New Roman"/>
-          <w:color w:val="000000"/>
-          <w:sz w:val="36"/>
-          <w:szCs w:val="36"/>
-        </w:rPr>
-        <w:t>Sử dụng số lượng xung đột (attacks) giữa các con hậu làm thước đo chất lượng trạng thái. Mục tiêu là giảm số xung đột xuống 0 (giải pháp tối ưu).</w:t>
-      </w:r>
-    </w:p>
-    <w:p>
-      <w:pPr>
-        <w:numPr>
-          <w:ilvl w:val="0"/>
-          <w:numId w:val="31"/>
-        </w:numPr>
-        <w:spacing w:beforeAutospacing="1" w:after="0" w:afterAutospacing="1" w:line="17" w:lineRule="atLeast"/>
-        <w:rPr>
-          <w:rFonts w:cs="Times New Roman"/>
-          <w:sz w:val="36"/>
-          <w:szCs w:val="36"/>
-        </w:rPr>
-      </w:pPr>
-      <w:r>
-        <w:rPr>
-          <w:rFonts w:cs="Times New Roman"/>
-          <w:b/>
-          <w:bCs/>
-          <w:color w:val="000000"/>
-          <w:sz w:val="36"/>
-          <w:szCs w:val="36"/>
-        </w:rPr>
-        <w:t xml:space="preserve">Di chuyển cục bộ (local moves): </w:t>
-      </w:r>
-      <w:r>
-        <w:rPr>
-          <w:rFonts w:cs="Times New Roman"/>
-          <w:color w:val="000000"/>
-          <w:sz w:val="36"/>
-          <w:szCs w:val="36"/>
-        </w:rPr>
-        <w:t>Một di chuyển cục bộ là thay đổi vị trí của một con hậu trong một cột sang một hàng khác, giữ nguyên quy tắc một cột một hậu.</w:t>
-      </w:r>
-    </w:p>
-    <w:p>
-      <w:pPr>
-        <w:numPr>
-          <w:ilvl w:val="0"/>
-          <w:numId w:val="31"/>
-        </w:numPr>
-        <w:spacing w:beforeAutospacing="1" w:after="0" w:afterAutospacing="1" w:line="17" w:lineRule="atLeast"/>
-        <w:rPr>
-          <w:rFonts w:cs="Times New Roman"/>
-          <w:sz w:val="36"/>
-          <w:szCs w:val="36"/>
-        </w:rPr>
-      </w:pPr>
-      <w:r>
-        <w:rPr>
-          <w:rFonts w:cs="Times New Roman"/>
-          <w:b/>
-          <w:bCs/>
-          <w:color w:val="000000"/>
-          <w:sz w:val="36"/>
-          <w:szCs w:val="36"/>
-        </w:rPr>
-        <w:t>Chọn ngẫu nhiên từ các di chuyển cải thiện</w:t>
-      </w:r>
-      <w:r>
-        <w:rPr>
-          <w:rFonts w:cs="Times New Roman"/>
-          <w:color w:val="000000"/>
-          <w:sz w:val="36"/>
-          <w:szCs w:val="36"/>
-        </w:rPr>
-        <w:t>: Khác với Steepest-Ascent Hill Climbing (chọn di chuyển tốt nhất), Stochastic Hill Climbing:</w:t>
-      </w:r>
-    </w:p>
-    <w:p>
-      <w:pPr>
-        <w:numPr>
-          <w:ilvl w:val="1"/>
-          <w:numId w:val="31"/>
-        </w:numPr>
-        <w:spacing w:beforeAutospacing="1" w:after="0" w:afterAutospacing="1" w:line="17" w:lineRule="atLeast"/>
-        <w:rPr>
-          <w:rFonts w:cs="Times New Roman"/>
-          <w:sz w:val="36"/>
-          <w:szCs w:val="36"/>
-        </w:rPr>
-      </w:pPr>
-      <w:r>
-        <w:rPr>
-          <w:rFonts w:cs="Times New Roman"/>
-          <w:color w:val="000000"/>
-          <w:sz w:val="36"/>
-          <w:szCs w:val="36"/>
-        </w:rPr>
-        <w:t>Xác định tất cả các trạng thái hàng xóm (neighbors) có số xung đột thấp hơn trạng thái hiện tại.</w:t>
-      </w:r>
-    </w:p>
-    <w:p>
-      <w:pPr>
-        <w:numPr>
-          <w:ilvl w:val="1"/>
-          <w:numId w:val="31"/>
-        </w:numPr>
-        <w:spacing w:beforeAutospacing="1" w:after="0" w:afterAutospacing="1" w:line="17" w:lineRule="atLeast"/>
-        <w:rPr>
-          <w:rFonts w:cs="Times New Roman"/>
-          <w:sz w:val="36"/>
-          <w:szCs w:val="36"/>
-        </w:rPr>
-      </w:pPr>
-      <w:r>
-        <w:rPr>
-          <w:rFonts w:cs="Times New Roman"/>
-          <w:color w:val="000000"/>
-          <w:sz w:val="36"/>
-          <w:szCs w:val="36"/>
-        </w:rPr>
-        <w:t>Chọn ngẫu nhiên một trạng thái trong số các trạng thái hàng xóm cải thiện này, thay vì luôn chọn trạng thái có số xung đột thấp nhất.</w:t>
-      </w:r>
-    </w:p>
-    <w:p>
-      <w:pPr>
-        <w:numPr>
-          <w:ilvl w:val="0"/>
-          <w:numId w:val="31"/>
-        </w:numPr>
-        <w:spacing w:beforeAutospacing="1" w:after="0" w:afterAutospacing="1" w:line="17" w:lineRule="atLeast"/>
-        <w:rPr>
-          <w:rFonts w:cs="Times New Roman"/>
-          <w:sz w:val="36"/>
-          <w:szCs w:val="36"/>
-        </w:rPr>
-      </w:pPr>
-      <w:r>
-        <w:rPr>
-          <w:rFonts w:cs="Times New Roman"/>
-          <w:b/>
-          <w:bCs/>
-          <w:color w:val="000000"/>
-          <w:sz w:val="36"/>
-          <w:szCs w:val="36"/>
-        </w:rPr>
-        <w:t xml:space="preserve">Lặp lại quá trình: </w:t>
-      </w:r>
-      <w:r>
-        <w:rPr>
-          <w:rFonts w:cs="Times New Roman"/>
-          <w:color w:val="000000"/>
-          <w:sz w:val="36"/>
-          <w:szCs w:val="36"/>
-        </w:rPr>
-        <w:t>Tiếp tục chọn ngẫu nhiên một di chuyển cải thiện cho đến khi:</w:t>
-      </w:r>
-    </w:p>
-    <w:p>
-      <w:pPr>
-        <w:numPr>
-          <w:ilvl w:val="1"/>
-          <w:numId w:val="32"/>
-        </w:numPr>
-        <w:spacing w:beforeAutospacing="1" w:after="0" w:afterAutospacing="1" w:line="17" w:lineRule="atLeast"/>
-        <w:rPr>
-          <w:rFonts w:cs="Times New Roman"/>
-          <w:sz w:val="36"/>
-          <w:szCs w:val="36"/>
-        </w:rPr>
-      </w:pPr>
-      <w:r>
-        <w:rPr>
-          <w:rFonts w:cs="Times New Roman"/>
-          <w:color w:val="000000"/>
-          <w:sz w:val="36"/>
-          <w:szCs w:val="36"/>
-        </w:rPr>
-        <w:t>Không còn di chuyển nào cải thiện được (đạt cực tiểu cục bộ – local optimum).</w:t>
-      </w:r>
-    </w:p>
-    <w:p>
-      <w:pPr>
-        <w:numPr>
-          <w:ilvl w:val="1"/>
-          <w:numId w:val="32"/>
-        </w:numPr>
-        <w:spacing w:beforeAutospacing="1" w:after="0" w:afterAutospacing="1" w:line="17" w:lineRule="atLeast"/>
-        <w:rPr>
-          <w:rFonts w:cs="Times New Roman"/>
-          <w:sz w:val="36"/>
-          <w:szCs w:val="36"/>
-        </w:rPr>
-      </w:pPr>
-      <w:r>
-        <w:rPr>
-          <w:rFonts w:cs="Times New Roman"/>
-          <w:color w:val="000000"/>
-          <w:sz w:val="36"/>
-          <w:szCs w:val="36"/>
-        </w:rPr>
-        <w:lastRenderedPageBreak/>
-        <w:t>Tìm được giải pháp (số xung đột = 0).</w:t>
-      </w:r>
-    </w:p>
-    <w:p>
-      <w:pPr>
-        <w:pStyle w:val="NormalWeb"/>
-        <w:spacing w:line="17" w:lineRule="atLeast"/>
-        <w:rPr>
-          <w:sz w:val="36"/>
-          <w:szCs w:val="36"/>
-        </w:rPr>
-      </w:pPr>
-      <w:r>
-        <w:rPr>
-          <w:b/>
-          <w:bCs/>
-          <w:color w:val="000000"/>
-          <w:sz w:val="36"/>
-          <w:szCs w:val="36"/>
-        </w:rPr>
-        <w:t>Tính ngẫu nhiên (stochastic):</w:t>
-      </w:r>
-      <w:r>
-        <w:rPr>
-          <w:color w:val="000000"/>
-          <w:sz w:val="36"/>
-          <w:szCs w:val="36"/>
-        </w:rPr>
-        <w:t xml:space="preserve"> Việc chọn ngẫu nhiên một di chuyển cải thiện giúp thuật toán tránh bị kẹt ở một số cực tiểu cục bộ nhất định, vì nó không luôn đi theo hướng "dốc nhất". Điều này làm tăng khả năng thoát khỏi các cực tiểu cục bộ so với Steepest-Ascent Hill Climbing, mặc dù vẫn có thể không tìm được giải pháp toàn cục.</w:t>
-      </w:r>
-    </w:p>
-    <w:p>
-      <w:pPr>
-        <w:pStyle w:val="NormalWeb"/>
-        <w:spacing w:line="17" w:lineRule="atLeast"/>
-        <w:rPr>
-          <w:sz w:val="36"/>
-          <w:szCs w:val="36"/>
-        </w:rPr>
-      </w:pPr>
-      <w:r>
-        <w:rPr>
-          <w:b/>
-          <w:bCs/>
-          <w:color w:val="000000"/>
-          <w:sz w:val="36"/>
-          <w:szCs w:val="36"/>
-        </w:rPr>
-        <w:t>Ưu điểm và hạn chế:</w:t>
-      </w:r>
-    </w:p>
-    <w:p>
-      <w:pPr>
-        <w:numPr>
-          <w:ilvl w:val="0"/>
-          <w:numId w:val="33"/>
-        </w:numPr>
-        <w:spacing w:beforeAutospacing="1" w:after="0" w:afterAutospacing="1" w:line="17" w:lineRule="atLeast"/>
-        <w:rPr>
-          <w:rFonts w:cs="Times New Roman"/>
-          <w:sz w:val="36"/>
-          <w:szCs w:val="36"/>
-        </w:rPr>
-      </w:pPr>
-      <w:r>
-        <w:rPr>
-          <w:rFonts w:cs="Times New Roman"/>
-          <w:b/>
-          <w:bCs/>
-          <w:color w:val="000000"/>
-          <w:sz w:val="36"/>
-          <w:szCs w:val="36"/>
-        </w:rPr>
-        <w:t>Ưu điểm:</w:t>
-      </w:r>
-      <w:r>
-        <w:rPr>
-          <w:rFonts w:cs="Times New Roman"/>
-          <w:color w:val="000000"/>
-          <w:sz w:val="36"/>
-          <w:szCs w:val="36"/>
-        </w:rPr>
-        <w:t xml:space="preserve"> Đơn giản, nhanh hơn Steepest-Ascent Hill Climbing (vì không cần đánh giá và so sánh tất cả hàng xóm để tìm cái tốt nhất), và tính ngẫu nhiên giúp tránh một số cực tiểu cục bộ.</w:t>
-      </w:r>
-    </w:p>
-    <w:p>
-      <w:pPr>
-        <w:numPr>
-          <w:ilvl w:val="0"/>
-          <w:numId w:val="33"/>
-        </w:numPr>
-        <w:spacing w:beforeAutospacing="1" w:after="0" w:afterAutospacing="1" w:line="17" w:lineRule="atLeast"/>
-        <w:rPr>
-          <w:rFonts w:cs="Times New Roman"/>
-          <w:sz w:val="36"/>
-          <w:szCs w:val="36"/>
-        </w:rPr>
-      </w:pPr>
-      <w:r>
-        <w:rPr>
-          <w:rFonts w:cs="Times New Roman"/>
-          <w:b/>
-          <w:bCs/>
-          <w:color w:val="000000"/>
-          <w:sz w:val="36"/>
-          <w:szCs w:val="36"/>
-        </w:rPr>
-        <w:t xml:space="preserve">Hạn chế: </w:t>
-      </w:r>
-      <w:r>
-        <w:rPr>
-          <w:rFonts w:cs="Times New Roman"/>
-          <w:color w:val="000000"/>
-          <w:sz w:val="36"/>
-          <w:szCs w:val="36"/>
-        </w:rPr>
-        <w:t>Vẫn có thể bị kẹt ở cực tiểu cục bộ, và việc chọn ngẫu nhiên có thể làm chậm quá trình hội tụ đến giải pháp tối ưu so với Steepest-Ascent. Với N lớn, có thể cần chạy lại nhiều lần hoặc kết hợp với các kỹ thuật khác (như Simulated Annealing).</w:t>
-      </w:r>
-    </w:p>
-    <w:p>
-      <w:pPr>
-        <w:spacing w:beforeAutospacing="1" w:afterAutospacing="1" w:line="17" w:lineRule="atLeast"/>
-        <w:rPr>
-          <w:rFonts w:cs="Times New Roman"/>
-          <w:b/>
-          <w:bCs/>
-          <w:color w:val="000000"/>
-          <w:sz w:val="36"/>
-          <w:szCs w:val="36"/>
-        </w:rPr>
-      </w:pPr>
-      <w:r>
-        <w:rPr>
-          <w:rFonts w:cs="Times New Roman"/>
-          <w:color w:val="000000"/>
-          <w:sz w:val="36"/>
-          <w:szCs w:val="36"/>
-        </w:rPr>
-        <w:t>Thuật toán này giống như "leo đồi" nhưng thay vì luôn chọn con đường dốc nhất, nó chọn ngẫu nhiên một con đường đi lên (cải thiện), giúp tăng tính khám phá trong không gian tìm kiếm</w:t>
-      </w:r>
-      <w:r>
-        <w:rPr>
-          <w:rFonts w:cs="Times New Roman"/>
-          <w:b/>
-          <w:bCs/>
-          <w:color w:val="000000"/>
-          <w:sz w:val="36"/>
-          <w:szCs w:val="36"/>
-        </w:rPr>
-        <w:t>.</w:t>
-      </w:r>
-      <w:r>
-        <w:rPr>
-          <w:rFonts w:cs="Times New Roman"/>
-          <w:b/>
-          <w:bCs/>
-          <w:color w:val="000000"/>
-          <w:sz w:val="36"/>
-          <w:szCs w:val="36"/>
-        </w:rPr>
-        <w:br/>
-      </w:r>
-    </w:p>
-    <w:p>
-      <w:pPr>
-        <w:rPr>
-          <w:rFonts w:cs="Times New Roman"/>
-          <w:b/>
-          <w:bCs/>
-          <w:color w:val="000000"/>
-          <w:sz w:val="36"/>
-          <w:szCs w:val="36"/>
-        </w:rPr>
-      </w:pPr>
-      <w:r>
-        <w:rPr>
-          <w:rFonts w:cs="Times New Roman"/>
-          <w:b/>
-          <w:bCs/>
-          <w:color w:val="000000"/>
-          <w:sz w:val="36"/>
-          <w:szCs w:val="36"/>
-        </w:rPr>
         <w:br w:type="page"/>
       </w:r>
     </w:p>
     <w:p>
       <w:pPr>
-        <w:pStyle w:val="Heading1"/>
+        <w:pStyle w:val="Heading2"/>
       </w:pPr>
       <w:bookmarkStart w:id="3" w:name="_Toc211177897"/>
       <w:r>
@@ -23989,7 +23976,7 @@
     </w:p>
     <w:p>
       <w:pPr>
-        <w:pStyle w:val="Heading1"/>
+        <w:pStyle w:val="Heading2"/>
       </w:pPr>
       <w:bookmarkStart w:id="4" w:name="_Toc211177898"/>
       <w:r>
@@ -24003,8 +23990,8 @@
         <w:pStyle w:val="NormalWeb"/>
         <w:spacing w:line="17" w:lineRule="atLeast"/>
         <w:rPr>
-          <w:sz w:val="36"/>
-          <w:szCs w:val="36"/>
+          <w:sz w:val="28"/>
+          <w:szCs w:val="28"/>
         </w:rPr>
       </w:pPr>
       <w:r>
@@ -24012,8 +23999,8 @@
           <w:b/>
           <w:bCs/>
           <w:color w:val="1F2020"/>
-          <w:sz w:val="36"/>
-          <w:szCs w:val="36"/>
+          <w:sz w:val="28"/>
+          <w:szCs w:val="28"/>
         </w:rPr>
         <w:t>Ý tưởng:</w:t>
       </w:r>
@@ -24027,8 +24014,8 @@
         <w:spacing w:beforeAutospacing="1" w:after="0" w:afterAutospacing="1" w:line="17" w:lineRule="atLeast"/>
         <w:rPr>
           <w:rFonts w:cs="Times New Roman"/>
-          <w:sz w:val="36"/>
-          <w:szCs w:val="36"/>
+          <w:sz w:val="28"/>
+          <w:szCs w:val="28"/>
         </w:rPr>
       </w:pPr>
       <w:r>
@@ -24037,8 +24024,8 @@
           <w:b/>
           <w:bCs/>
           <w:color w:val="1F2020"/>
-          <w:sz w:val="36"/>
-          <w:szCs w:val="36"/>
+          <w:sz w:val="28"/>
+          <w:szCs w:val="28"/>
         </w:rPr>
         <w:t>Vấn đề của Hill Climbing:</w:t>
       </w:r>
@@ -24046,8 +24033,8 @@
         <w:rPr>
           <w:rFonts w:cs="Times New Roman"/>
           <w:color w:val="1F2020"/>
-          <w:sz w:val="36"/>
-          <w:szCs w:val="36"/>
+          <w:sz w:val="28"/>
+          <w:szCs w:val="28"/>
         </w:rPr>
         <w:t xml:space="preserve"> Các thuật toán Hill Climbing (bao gồm Steepest-Ascent, Stochastic 1, và First-Choice) thường bị kẹt ở cực tiểu cục bộ, tức là trạng thái có số xung đột &gt; 0, không phải giải pháp tối ưu.</w:t>
       </w:r>
@@ -24061,8 +24048,8 @@
         <w:spacing w:beforeAutospacing="1" w:after="0" w:afterAutospacing="1" w:line="17" w:lineRule="atLeast"/>
         <w:rPr>
           <w:rFonts w:cs="Times New Roman"/>
-          <w:sz w:val="36"/>
-          <w:szCs w:val="36"/>
+          <w:sz w:val="28"/>
+          <w:szCs w:val="28"/>
         </w:rPr>
       </w:pPr>
       <w:r>
@@ -24071,8 +24058,8 @@
           <w:b/>
           <w:bCs/>
           <w:color w:val="1F2020"/>
-          <w:sz w:val="36"/>
-          <w:szCs w:val="36"/>
+          <w:sz w:val="28"/>
+          <w:szCs w:val="28"/>
         </w:rPr>
         <w:t>Giải pháp bằng Random Restarts:</w:t>
       </w:r>
@@ -24080,8 +24067,8 @@
         <w:rPr>
           <w:rFonts w:cs="Times New Roman"/>
           <w:color w:val="1F2020"/>
-          <w:sz w:val="36"/>
-          <w:szCs w:val="36"/>
+          <w:sz w:val="28"/>
+          <w:szCs w:val="28"/>
         </w:rPr>
         <w:t xml:space="preserve"> Để tăng cơ hội tìm giải pháp tối ưu (số xung đột = 0), thuật toán chạy lại bất kỳ phiên bản Hill Climbing nào (Steepest-Ascent, Stochastic, hoặc First-Choice) nhiều lần (tối đa 100 lần) từ các bàn cờ ngẫu nhiên khác nhau:</w:t>
       </w:r>
@@ -24095,16 +24082,16 @@
         <w:spacing w:beforeAutospacing="1" w:after="0" w:afterAutospacing="1" w:line="17" w:lineRule="atLeast"/>
         <w:rPr>
           <w:rFonts w:cs="Times New Roman"/>
-          <w:sz w:val="36"/>
-          <w:szCs w:val="36"/>
+          <w:sz w:val="28"/>
+          <w:szCs w:val="28"/>
         </w:rPr>
       </w:pPr>
       <w:r>
         <w:rPr>
           <w:rFonts w:cs="Times New Roman"/>
           <w:color w:val="1F2020"/>
-          <w:sz w:val="36"/>
-          <w:szCs w:val="36"/>
+          <w:sz w:val="28"/>
+          <w:szCs w:val="28"/>
         </w:rPr>
         <w:t>Mỗi lần chạy (restart) bắt đầu với một bàn cờ ngẫu nhiên mới.</w:t>
       </w:r>
@@ -24118,16 +24105,16 @@
         <w:spacing w:beforeAutospacing="1" w:after="0" w:afterAutospacing="1" w:line="17" w:lineRule="atLeast"/>
         <w:rPr>
           <w:rFonts w:cs="Times New Roman"/>
-          <w:sz w:val="36"/>
-          <w:szCs w:val="36"/>
+          <w:sz w:val="28"/>
+          <w:szCs w:val="28"/>
         </w:rPr>
       </w:pPr>
       <w:r>
         <w:rPr>
           <w:rFonts w:cs="Times New Roman"/>
           <w:color w:val="1F2020"/>
-          <w:sz w:val="36"/>
-          <w:szCs w:val="36"/>
+          <w:sz w:val="28"/>
+          <w:szCs w:val="28"/>
         </w:rPr>
         <w:t>Chạy thuật toán Hill Climbing cho đến khi đạt cực tiểu cục bộ hoặc giải pháp.</w:t>
       </w:r>
@@ -24141,16 +24128,16 @@
         <w:spacing w:beforeAutospacing="1" w:after="0" w:afterAutospacing="1" w:line="17" w:lineRule="atLeast"/>
         <w:rPr>
           <w:rFonts w:cs="Times New Roman"/>
-          <w:sz w:val="36"/>
-          <w:szCs w:val="36"/>
+          <w:sz w:val="28"/>
+          <w:szCs w:val="28"/>
         </w:rPr>
       </w:pPr>
       <w:r>
         <w:rPr>
           <w:rFonts w:cs="Times New Roman"/>
           <w:color w:val="1F2020"/>
-          <w:sz w:val="36"/>
-          <w:szCs w:val="36"/>
+          <w:sz w:val="28"/>
+          <w:szCs w:val="28"/>
         </w:rPr>
         <w:t>Lưu lại trạng thái tốt nhất (có số xung đột thấp nhất) qua tất cả các lần chạy.</w:t>
       </w:r>
@@ -24165,8 +24152,8 @@
         <w:rPr>
           <w:rFonts w:cs="Times New Roman"/>
           <w:color w:val="1F2020"/>
-          <w:sz w:val="36"/>
-          <w:szCs w:val="36"/>
+          <w:sz w:val="28"/>
+          <w:szCs w:val="28"/>
         </w:rPr>
       </w:pPr>
       <w:r>
@@ -24175,8 +24162,8 @@
           <w:b/>
           <w:bCs/>
           <w:color w:val="1F2020"/>
-          <w:sz w:val="36"/>
-          <w:szCs w:val="36"/>
+          <w:sz w:val="28"/>
+          <w:szCs w:val="28"/>
         </w:rPr>
         <w:t>Mục tiêu:</w:t>
       </w:r>
@@ -24184,8 +24171,8 @@
         <w:rPr>
           <w:rFonts w:cs="Times New Roman"/>
           <w:color w:val="1F2020"/>
-          <w:sz w:val="36"/>
-          <w:szCs w:val="36"/>
+          <w:sz w:val="28"/>
+          <w:szCs w:val="28"/>
         </w:rPr>
         <w:t xml:space="preserve"> Tăng khả năng tìm được giải pháp tối ưu bằng cách thử nhiều điểm xuất phát khác nhau, giúp vượt qua các cực tiểu cục bộ.</w:t>
       </w:r>
@@ -24199,8 +24186,8 @@
         <w:spacing w:beforeAutospacing="1" w:after="0" w:afterAutospacing="1" w:line="17" w:lineRule="atLeast"/>
         <w:rPr>
           <w:rFonts w:cs="Times New Roman"/>
-          <w:sz w:val="36"/>
-          <w:szCs w:val="36"/>
+          <w:sz w:val="28"/>
+          <w:szCs w:val="28"/>
         </w:rPr>
       </w:pPr>
       <w:r>
@@ -24209,8 +24196,8 @@
           <w:b/>
           <w:bCs/>
           <w:color w:val="1F2020"/>
-          <w:sz w:val="36"/>
-          <w:szCs w:val="36"/>
+          <w:sz w:val="28"/>
+          <w:szCs w:val="28"/>
         </w:rPr>
         <w:t>Ưu điểm:</w:t>
       </w:r>
@@ -24218,8 +24205,8 @@
         <w:rPr>
           <w:rFonts w:cs="Times New Roman"/>
           <w:color w:val="1F2020"/>
-          <w:sz w:val="36"/>
-          <w:szCs w:val="36"/>
+          <w:sz w:val="28"/>
+          <w:szCs w:val="28"/>
         </w:rPr>
         <w:t xml:space="preserve"> Đơn giản, hiệu quả cho bài toán N-Queens, đặc biệt với N nhỏ đến trung bình (như N=8), vì không gian trạng thái không quá lớn. Nhiều lần chạy tăng xác suất tìm giải pháp.</w:t>
       </w:r>
@@ -24233,8 +24220,8 @@
         <w:spacing w:beforeAutospacing="1" w:after="0" w:afterAutospacing="1" w:line="17" w:lineRule="atLeast"/>
         <w:rPr>
           <w:rFonts w:cs="Times New Roman"/>
-          <w:sz w:val="36"/>
-          <w:szCs w:val="36"/>
+          <w:sz w:val="28"/>
+          <w:szCs w:val="28"/>
         </w:rPr>
       </w:pPr>
       <w:r>
@@ -24243,97 +24230,96 @@
           <w:b/>
           <w:bCs/>
           <w:color w:val="1F2020"/>
-          <w:sz w:val="36"/>
-          <w:szCs w:val="36"/>
+          <w:sz w:val="28"/>
+          <w:szCs w:val="28"/>
         </w:rPr>
         <w:t>Hạn chế:</w:t>
       </w:r>
       <w:r>
+        <w:rPr>
+          <w:rFonts w:cs="Times New Roman"/>
+          <w:color w:val="1F2020"/>
+          <w:sz w:val="28"/>
+          <w:szCs w:val="28"/>
+        </w:rPr>
+        <w:t xml:space="preserve"> Với N lớn, số lần chạy (100) có thể không đủ để đảm bảo tìm được giải pháp tối ưu, và việc lặp lại nhiều lần có thể tốn thời gian.</w:t>
+      </w:r>
+    </w:p>
+    <w:p>
+      <w:pPr>
+        <w:pStyle w:val="NormalWeb"/>
+        <w:spacing w:line="17" w:lineRule="atLeast"/>
+        <w:rPr>
+          <w:color w:val="1F2020"/>
+          <w:sz w:val="28"/>
+          <w:szCs w:val="28"/>
+        </w:rPr>
+      </w:pPr>
+      <w:r>
+        <w:rPr>
+          <w:b/>
+          <w:bCs/>
+          <w:color w:val="1F2020"/>
+          <w:sz w:val="28"/>
+          <w:szCs w:val="28"/>
+        </w:rPr>
+        <w:t xml:space="preserve">Nguyên lý: </w:t>
+      </w:r>
+      <w:r>
+        <w:rPr>
+          <w:color w:val="1F2020"/>
+          <w:sz w:val="28"/>
+          <w:szCs w:val="28"/>
+        </w:rPr>
+        <w:t>Tương tự như thử leo nhiều ngọn đồi khác nhau thay vì chỉ leo một ngọn. Mỗi lần restart là một lần leo mới từ một điểm ngẫu nhiên. Nếu một lần leo không dẫn đến đỉnh cao nhất (giải pháp), lần leo tiếp theo từ điểm khác có thể thành công.</w:t>
+      </w:r>
+    </w:p>
+    <w:p>
+      <w:pPr>
         <w:rPr>
           <w:rFonts w:cs="Times New Roman"/>
           <w:color w:val="1F2020"/>
           <w:sz w:val="36"/>
           <w:szCs w:val="36"/>
         </w:rPr>
-        <w:t xml:space="preserve"> Với N lớn, số lần chạy (100) có thể không đủ để đảm bảo tìm được giải pháp tối ưu, và việc lặp lại nhiều lần có thể tốn thời gian.</w:t>
-      </w:r>
-    </w:p>
-    <w:p>
-      <w:pPr>
-        <w:pStyle w:val="NormalWeb"/>
-        <w:spacing w:line="17" w:lineRule="atLeast"/>
-        <w:rPr>
+      </w:pPr>
+      <w:r>
+        <w:rPr>
+          <w:rFonts w:cs="Times New Roman"/>
           <w:color w:val="1F2020"/>
           <w:sz w:val="36"/>
           <w:szCs w:val="36"/>
         </w:rPr>
+        <w:br w:type="page"/>
+      </w:r>
+    </w:p>
+    <w:p>
+      <w:pPr>
+        <w:pStyle w:val="Heading2"/>
+      </w:pPr>
+      <w:bookmarkStart w:id="5" w:name="_Toc211177899"/>
+      <w:r>
+        <w:lastRenderedPageBreak/>
+        <w:t>Task 5: Simulated Annealing</w:t>
+      </w:r>
+      <w:bookmarkEnd w:id="5"/>
+    </w:p>
+    <w:p>
+      <w:pPr>
+        <w:pStyle w:val="NormalWeb"/>
+        <w:spacing w:line="17" w:lineRule="atLeast"/>
+        <w:rPr>
+          <w:sz w:val="28"/>
+          <w:szCs w:val="28"/>
+        </w:rPr>
       </w:pPr>
       <w:r>
         <w:rPr>
           <w:b/>
           <w:bCs/>
           <w:color w:val="1F2020"/>
-          <w:sz w:val="36"/>
-          <w:szCs w:val="36"/>
-        </w:rPr>
-        <w:lastRenderedPageBreak/>
-        <w:t xml:space="preserve">Nguyên lý: </w:t>
-      </w:r>
-      <w:r>
-        <w:rPr>
-          <w:color w:val="1F2020"/>
-          <w:sz w:val="36"/>
-          <w:szCs w:val="36"/>
-        </w:rPr>
-        <w:t>Tương tự như thử leo nhiều ngọn đồi khác nhau thay vì chỉ leo một ngọn. Mỗi lần restart là một lần leo mới từ một điểm ngẫu nhiên. Nếu một lần leo không dẫn đến đỉnh cao nhất (giải pháp), lần leo tiếp theo từ điểm khác có thể thành công.</w:t>
-      </w:r>
-    </w:p>
-    <w:p>
-      <w:pPr>
-        <w:rPr>
-          <w:rFonts w:cs="Times New Roman"/>
-          <w:color w:val="1F2020"/>
-          <w:sz w:val="36"/>
-          <w:szCs w:val="36"/>
-        </w:rPr>
-      </w:pPr>
-      <w:r>
-        <w:rPr>
-          <w:rFonts w:cs="Times New Roman"/>
-          <w:color w:val="1F2020"/>
-          <w:sz w:val="36"/>
-          <w:szCs w:val="36"/>
-        </w:rPr>
-        <w:br w:type="page"/>
-      </w:r>
-    </w:p>
-    <w:p>
-      <w:pPr>
-        <w:pStyle w:val="Heading1"/>
-      </w:pPr>
-      <w:bookmarkStart w:id="5" w:name="_Toc211177899"/>
-      <w:r>
-        <w:lastRenderedPageBreak/>
-        <w:t>Task 5: Simulated Annealing</w:t>
-      </w:r>
-      <w:bookmarkEnd w:id="5"/>
-    </w:p>
-    <w:p>
-      <w:pPr>
-        <w:pStyle w:val="NormalWeb"/>
-        <w:spacing w:line="17" w:lineRule="atLeast"/>
-        <w:rPr>
-          <w:sz w:val="36"/>
-          <w:szCs w:val="36"/>
-        </w:rPr>
-      </w:pPr>
-      <w:r>
-        <w:rPr>
-          <w:b/>
-          <w:bCs/>
-          <w:color w:val="1F2020"/>
-          <w:sz w:val="36"/>
-          <w:szCs w:val="36"/>
+          <w:sz w:val="28"/>
+          <w:szCs w:val="28"/>
         </w:rPr>
         <w:t>Ý tưởng:</w:t>
       </w:r>
@@ -24347,8 +24333,8 @@
         <w:spacing w:beforeAutospacing="1" w:after="0" w:afterAutospacing="1" w:line="17" w:lineRule="atLeast"/>
         <w:rPr>
           <w:rFonts w:cs="Times New Roman"/>
-          <w:sz w:val="36"/>
-          <w:szCs w:val="36"/>
+          <w:sz w:val="28"/>
+          <w:szCs w:val="28"/>
         </w:rPr>
       </w:pPr>
       <w:r>
@@ -24357,8 +24343,8 @@
           <w:b/>
           <w:bCs/>
           <w:color w:val="1F2020"/>
-          <w:sz w:val="36"/>
-          <w:szCs w:val="36"/>
+          <w:sz w:val="28"/>
+          <w:szCs w:val="28"/>
         </w:rPr>
         <w:t xml:space="preserve">Cơ chế tránh cực tiểu cục bộ: Simulated Annealing </w:t>
       </w:r>
@@ -24366,8 +24352,8 @@
         <w:rPr>
           <w:rFonts w:cs="Times New Roman"/>
           <w:color w:val="1F2020"/>
-          <w:sz w:val="36"/>
-          <w:szCs w:val="36"/>
+          <w:sz w:val="28"/>
+          <w:szCs w:val="28"/>
         </w:rPr>
         <w:t>là một biến thể của Stochastic Hill Climbing, được thiết kế để thoát khỏi cực tiểu cục bộ bằng cách cho phép cả các di chuyển "xuống dốc" (tăng xung đột) với xác suất phụ thuộc vào một tham số nhiệt độ (temperature).</w:t>
       </w:r>
@@ -24381,8 +24367,8 @@
         <w:spacing w:beforeAutospacing="1" w:after="0" w:afterAutospacing="1" w:line="17" w:lineRule="atLeast"/>
         <w:rPr>
           <w:rFonts w:cs="Times New Roman"/>
-          <w:sz w:val="36"/>
-          <w:szCs w:val="36"/>
+          <w:sz w:val="28"/>
+          <w:szCs w:val="28"/>
         </w:rPr>
       </w:pPr>
       <w:r>
@@ -24391,8 +24377,8 @@
           <w:b/>
           <w:bCs/>
           <w:color w:val="1F2020"/>
-          <w:sz w:val="36"/>
-          <w:szCs w:val="36"/>
+          <w:sz w:val="28"/>
+          <w:szCs w:val="28"/>
         </w:rPr>
         <w:t xml:space="preserve">Bắt đầu từ trạng thái ngẫu nhiên: </w:t>
       </w:r>
@@ -24400,8 +24386,8 @@
         <w:rPr>
           <w:rFonts w:cs="Times New Roman"/>
           <w:color w:val="1F2020"/>
-          <w:sz w:val="36"/>
-          <w:szCs w:val="36"/>
+          <w:sz w:val="28"/>
+          <w:szCs w:val="28"/>
         </w:rPr>
         <w:t>Tạo bàn cờ ngẫu nhiên với N con hậu.</w:t>
       </w:r>
@@ -24415,8 +24401,8 @@
         <w:spacing w:beforeAutospacing="1" w:after="0" w:afterAutospacing="1" w:line="17" w:lineRule="atLeast"/>
         <w:rPr>
           <w:rFonts w:cs="Times New Roman"/>
-          <w:sz w:val="36"/>
-          <w:szCs w:val="36"/>
+          <w:sz w:val="28"/>
+          <w:szCs w:val="28"/>
         </w:rPr>
       </w:pPr>
       <w:r>
@@ -24425,8 +24411,8 @@
           <w:b/>
           <w:bCs/>
           <w:color w:val="1F2020"/>
-          <w:sz w:val="36"/>
-          <w:szCs w:val="36"/>
+          <w:sz w:val="28"/>
+          <w:szCs w:val="28"/>
         </w:rPr>
         <w:t>Hàm mục tiêu:</w:t>
       </w:r>
@@ -24434,8 +24420,8 @@
         <w:rPr>
           <w:rFonts w:cs="Times New Roman"/>
           <w:color w:val="1F2020"/>
-          <w:sz w:val="36"/>
-          <w:szCs w:val="36"/>
+          <w:sz w:val="28"/>
+          <w:szCs w:val="28"/>
         </w:rPr>
         <w:t xml:space="preserve"> Tính số xung đột giữa các con hậu, mục tiêu là giảm xuống 0.</w:t>
       </w:r>
@@ -24449,8 +24435,8 @@
         <w:spacing w:beforeAutospacing="1" w:after="0" w:afterAutospacing="1" w:line="17" w:lineRule="atLeast"/>
         <w:rPr>
           <w:rFonts w:cs="Times New Roman"/>
-          <w:sz w:val="36"/>
-          <w:szCs w:val="36"/>
+          <w:sz w:val="28"/>
+          <w:szCs w:val="28"/>
         </w:rPr>
       </w:pPr>
       <w:r>
@@ -24459,8 +24445,8 @@
           <w:b/>
           <w:bCs/>
           <w:color w:val="1F2020"/>
-          <w:sz w:val="36"/>
-          <w:szCs w:val="36"/>
+          <w:sz w:val="28"/>
+          <w:szCs w:val="28"/>
         </w:rPr>
         <w:t xml:space="preserve">Di chuyển cục bộ: </w:t>
       </w:r>
@@ -24468,8 +24454,8 @@
         <w:rPr>
           <w:rFonts w:cs="Times New Roman"/>
           <w:color w:val="1F2020"/>
-          <w:sz w:val="36"/>
-          <w:szCs w:val="36"/>
+          <w:sz w:val="28"/>
+          <w:szCs w:val="28"/>
         </w:rPr>
         <w:t>Tương tự các thuật toán Hill Climbing, thay đổi vị trí của một con hậu trong một cột.</w:t>
       </w:r>
@@ -24483,8 +24469,8 @@
         <w:spacing w:beforeAutospacing="1" w:after="0" w:afterAutospacing="1" w:line="17" w:lineRule="atLeast"/>
         <w:rPr>
           <w:rFonts w:cs="Times New Roman"/>
-          <w:sz w:val="36"/>
-          <w:szCs w:val="36"/>
+          <w:sz w:val="28"/>
+          <w:szCs w:val="28"/>
         </w:rPr>
       </w:pPr>
       <w:r>
@@ -24493,8 +24479,8 @@
           <w:b/>
           <w:bCs/>
           <w:color w:val="1F2020"/>
-          <w:sz w:val="36"/>
-          <w:szCs w:val="36"/>
+          <w:sz w:val="28"/>
+          <w:szCs w:val="28"/>
         </w:rPr>
         <w:t>Chọn trạng thái hàng xóm:</w:t>
       </w:r>
@@ -24508,16 +24494,16 @@
         <w:spacing w:beforeAutospacing="1" w:after="0" w:afterAutospacing="1" w:line="17" w:lineRule="atLeast"/>
         <w:rPr>
           <w:rFonts w:cs="Times New Roman"/>
-          <w:sz w:val="36"/>
-          <w:szCs w:val="36"/>
+          <w:sz w:val="28"/>
+          <w:szCs w:val="28"/>
         </w:rPr>
       </w:pPr>
       <w:r>
         <w:rPr>
           <w:rFonts w:cs="Times New Roman"/>
           <w:color w:val="1F2020"/>
-          <w:sz w:val="36"/>
-          <w:szCs w:val="36"/>
+          <w:sz w:val="28"/>
+          <w:szCs w:val="28"/>
         </w:rPr>
         <w:t>Tạo một trạng thái hàng xóm ngẫu nhiên (giống First-Choice Hill Climbing).</w:t>
       </w:r>
@@ -24531,16 +24517,16 @@
         <w:spacing w:beforeAutospacing="1" w:after="0" w:afterAutospacing="1" w:line="17" w:lineRule="atLeast"/>
         <w:rPr>
           <w:rFonts w:cs="Times New Roman"/>
-          <w:sz w:val="36"/>
-          <w:szCs w:val="36"/>
+          <w:sz w:val="28"/>
+          <w:szCs w:val="28"/>
         </w:rPr>
       </w:pPr>
       <w:r>
         <w:rPr>
           <w:rFonts w:cs="Times New Roman"/>
           <w:color w:val="1F2020"/>
-          <w:sz w:val="36"/>
-          <w:szCs w:val="36"/>
+          <w:sz w:val="28"/>
+          <w:szCs w:val="28"/>
         </w:rPr>
         <w:t>Nếu trạng thái mới có số xung đột thấp hơn (cải thiện), chấp nhận ngay.</w:t>
       </w:r>
@@ -24554,16 +24540,16 @@
         <w:spacing w:beforeAutospacing="1" w:after="0" w:afterAutospacing="1" w:line="17" w:lineRule="atLeast"/>
         <w:rPr>
           <w:rFonts w:cs="Times New Roman"/>
-          <w:sz w:val="36"/>
-          <w:szCs w:val="36"/>
+          <w:sz w:val="28"/>
+          <w:szCs w:val="28"/>
         </w:rPr>
       </w:pPr>
       <w:r>
         <w:rPr>
           <w:rFonts w:cs="Times New Roman"/>
           <w:color w:val="1F2020"/>
-          <w:sz w:val="36"/>
-          <w:szCs w:val="36"/>
+          <w:sz w:val="28"/>
+          <w:szCs w:val="28"/>
         </w:rPr>
         <w:t>Nếu trạng thái mới có số xung đột cao hơn (xấu đi), chấp nhận với xác suất</w:t>
       </w:r>
@@ -24573,8 +24559,8 @@
           <w:b/>
           <w:bCs/>
           <w:color w:val="1F2020"/>
-          <w:sz w:val="36"/>
-          <w:szCs w:val="36"/>
+          <w:sz w:val="28"/>
+          <w:szCs w:val="28"/>
         </w:rPr>
         <w:t xml:space="preserve"> P=e^(−ΔE/T),</w:t>
       </w:r>
@@ -24582,8 +24568,8 @@
         <w:rPr>
           <w:rFonts w:cs="Times New Roman"/>
           <w:color w:val="1F2020"/>
-          <w:sz w:val="36"/>
-          <w:szCs w:val="36"/>
+          <w:sz w:val="28"/>
+          <w:szCs w:val="28"/>
         </w:rPr>
         <w:t xml:space="preserve"> trong đó:</w:t>
       </w:r>
@@ -24597,8 +24583,8 @@
         <w:spacing w:beforeAutospacing="1" w:after="0" w:afterAutospacing="1" w:line="17" w:lineRule="atLeast"/>
         <w:rPr>
           <w:rFonts w:cs="Times New Roman"/>
-          <w:sz w:val="36"/>
-          <w:szCs w:val="36"/>
+          <w:sz w:val="28"/>
+          <w:szCs w:val="28"/>
         </w:rPr>
       </w:pPr>
       <w:r>
@@ -24607,8 +24593,8 @@
           <w:b/>
           <w:bCs/>
           <w:color w:val="1F2020"/>
-          <w:sz w:val="36"/>
-          <w:szCs w:val="36"/>
+          <w:sz w:val="28"/>
+          <w:szCs w:val="28"/>
         </w:rPr>
         <w:t>ΔE</w:t>
       </w:r>
@@ -24616,8 +24602,8 @@
         <w:rPr>
           <w:rFonts w:cs="Times New Roman"/>
           <w:color w:val="1F2020"/>
-          <w:sz w:val="36"/>
-          <w:szCs w:val="36"/>
+          <w:sz w:val="28"/>
+          <w:szCs w:val="28"/>
         </w:rPr>
         <w:t>: Độ tăng của số xung đột (hoặc chênh lệch hàm mục tiêu).</w:t>
       </w:r>
@@ -24631,8 +24617,8 @@
         <w:spacing w:beforeAutospacing="1" w:after="0" w:afterAutospacing="1" w:line="17" w:lineRule="atLeast"/>
         <w:rPr>
           <w:rFonts w:cs="Times New Roman"/>
-          <w:sz w:val="36"/>
-          <w:szCs w:val="36"/>
+          <w:sz w:val="28"/>
+          <w:szCs w:val="28"/>
         </w:rPr>
       </w:pPr>
       <w:proofErr w:type="gramStart"/>
@@ -24640,8 +24626,8 @@
         <w:rPr>
           <w:rFonts w:cs="Times New Roman"/>
           <w:color w:val="1F2020"/>
-          <w:sz w:val="36"/>
-          <w:szCs w:val="36"/>
+          <w:sz w:val="28"/>
+          <w:szCs w:val="28"/>
         </w:rPr>
         <w:t>T :</w:t>
       </w:r>
@@ -24650,8 +24636,8 @@
         <w:rPr>
           <w:rFonts w:cs="Times New Roman"/>
           <w:color w:val="1F2020"/>
-          <w:sz w:val="36"/>
-          <w:szCs w:val="36"/>
+          <w:sz w:val="28"/>
+          <w:szCs w:val="28"/>
         </w:rPr>
         <w:t xml:space="preserve"> Nhiệt độ hiện tại (cao thì xác suất chấp nhận di chuyển xấu cao hơn).</w:t>
       </w:r>
@@ -24665,8 +24651,8 @@
         <w:spacing w:beforeAutospacing="1" w:after="0" w:afterAutospacing="1" w:line="17" w:lineRule="atLeast"/>
         <w:rPr>
           <w:rFonts w:cs="Times New Roman"/>
-          <w:sz w:val="36"/>
-          <w:szCs w:val="36"/>
+          <w:sz w:val="28"/>
+          <w:szCs w:val="28"/>
         </w:rPr>
       </w:pPr>
       <w:r>
@@ -24675,8 +24661,8 @@
           <w:b/>
           <w:bCs/>
           <w:color w:val="1F2020"/>
-          <w:sz w:val="36"/>
-          <w:szCs w:val="36"/>
+          <w:sz w:val="28"/>
+          <w:szCs w:val="28"/>
         </w:rPr>
         <w:t>Lịch trình làm nguội (annealing schedule):</w:t>
       </w:r>
@@ -24690,16 +24676,16 @@
         <w:spacing w:beforeAutospacing="1" w:after="0" w:afterAutospacing="1" w:line="17" w:lineRule="atLeast"/>
         <w:rPr>
           <w:rFonts w:cs="Times New Roman"/>
-          <w:sz w:val="36"/>
-          <w:szCs w:val="36"/>
+          <w:sz w:val="28"/>
+          <w:szCs w:val="28"/>
         </w:rPr>
       </w:pPr>
       <w:r>
         <w:rPr>
           <w:rFonts w:cs="Times New Roman"/>
           <w:color w:val="1F2020"/>
-          <w:sz w:val="36"/>
-          <w:szCs w:val="36"/>
+          <w:sz w:val="28"/>
+          <w:szCs w:val="28"/>
         </w:rPr>
         <w:t xml:space="preserve">Nhiệt độ T bắt đầu cao (cho phép nhiều di chuyển xấu) và giảm dần theo một lịch trình </w:t>
       </w:r>
@@ -24713,16 +24699,16 @@
         <w:spacing w:beforeAutospacing="1" w:after="0" w:afterAutospacing="1" w:line="17" w:lineRule="atLeast"/>
         <w:rPr>
           <w:rFonts w:cs="Times New Roman"/>
-          <w:sz w:val="36"/>
-          <w:szCs w:val="36"/>
+          <w:sz w:val="28"/>
+          <w:szCs w:val="28"/>
         </w:rPr>
       </w:pPr>
       <w:r>
         <w:rPr>
           <w:rFonts w:cs="Times New Roman"/>
           <w:color w:val="1F2020"/>
-          <w:sz w:val="36"/>
-          <w:szCs w:val="36"/>
+          <w:sz w:val="28"/>
+          <w:szCs w:val="28"/>
         </w:rPr>
         <w:t>Khi T giảm, thuật toán ngày càng giống Hill Climbing, ưu tiên di chuyển cải thiện.</w:t>
       </w:r>
@@ -24736,8 +24722,8 @@
         <w:spacing w:beforeAutospacing="1" w:after="0" w:afterAutospacing="1" w:line="17" w:lineRule="atLeast"/>
         <w:rPr>
           <w:rFonts w:cs="Times New Roman"/>
-          <w:sz w:val="36"/>
-          <w:szCs w:val="36"/>
+          <w:sz w:val="28"/>
+          <w:szCs w:val="28"/>
         </w:rPr>
       </w:pPr>
       <w:r>
@@ -24746,10 +24732,9 @@
           <w:b/>
           <w:bCs/>
           <w:color w:val="1F2020"/>
-          <w:sz w:val="36"/>
-          <w:szCs w:val="36"/>
-        </w:rPr>
-        <w:lastRenderedPageBreak/>
+          <w:sz w:val="28"/>
+          <w:szCs w:val="28"/>
+        </w:rPr>
         <w:t>Dừng lại:</w:t>
       </w:r>
     </w:p>
@@ -24762,16 +24747,16 @@
         <w:spacing w:beforeAutospacing="1" w:after="0" w:afterAutospacing="1" w:line="17" w:lineRule="atLeast"/>
         <w:rPr>
           <w:rFonts w:cs="Times New Roman"/>
-          <w:sz w:val="36"/>
-          <w:szCs w:val="36"/>
+          <w:sz w:val="28"/>
+          <w:szCs w:val="28"/>
         </w:rPr>
       </w:pPr>
       <w:r>
         <w:rPr>
           <w:rFonts w:cs="Times New Roman"/>
           <w:color w:val="1F2020"/>
-          <w:sz w:val="36"/>
-          <w:szCs w:val="36"/>
+          <w:sz w:val="28"/>
+          <w:szCs w:val="28"/>
         </w:rPr>
         <w:t>Khi nhiệt độ T gần 0 hoặc sau số bước tối đa.</w:t>
       </w:r>
@@ -24785,16 +24770,16 @@
         <w:spacing w:beforeAutospacing="1" w:after="0" w:afterAutospacing="1" w:line="17" w:lineRule="atLeast"/>
         <w:rPr>
           <w:rFonts w:cs="Times New Roman"/>
-          <w:sz w:val="36"/>
-          <w:szCs w:val="36"/>
+          <w:sz w:val="28"/>
+          <w:szCs w:val="28"/>
         </w:rPr>
       </w:pPr>
       <w:r>
         <w:rPr>
           <w:rFonts w:cs="Times New Roman"/>
           <w:color w:val="1F2020"/>
-          <w:sz w:val="36"/>
-          <w:szCs w:val="36"/>
+          <w:sz w:val="28"/>
+          <w:szCs w:val="28"/>
         </w:rPr>
         <w:t>Hoặc khi tìm được giải pháp (số xung đột = 0).</w:t>
       </w:r>
@@ -24808,8 +24793,8 @@
         <w:spacing w:beforeAutospacing="1" w:after="0" w:afterAutospacing="1" w:line="17" w:lineRule="atLeast"/>
         <w:rPr>
           <w:rFonts w:cs="Times New Roman"/>
-          <w:sz w:val="36"/>
-          <w:szCs w:val="36"/>
+          <w:sz w:val="28"/>
+          <w:szCs w:val="28"/>
         </w:rPr>
       </w:pPr>
       <w:r>
@@ -24818,8 +24803,8 @@
           <w:b/>
           <w:bCs/>
           <w:color w:val="1F2020"/>
-          <w:sz w:val="36"/>
-          <w:szCs w:val="36"/>
+          <w:sz w:val="28"/>
+          <w:szCs w:val="28"/>
         </w:rPr>
         <w:t>Ưu điểm:</w:t>
       </w:r>
@@ -24827,8 +24812,8 @@
         <w:rPr>
           <w:rFonts w:cs="Times New Roman"/>
           <w:color w:val="1F2020"/>
-          <w:sz w:val="36"/>
-          <w:szCs w:val="36"/>
+          <w:sz w:val="28"/>
+          <w:szCs w:val="28"/>
         </w:rPr>
         <w:t xml:space="preserve"> Khả năng thoát khỏi cực tiểu cục bộ nhờ chấp nhận di chuyển xấu, đặc biệt hiệu quả cho N lớn hoặc không gian trạng thái phức tạp.</w:t>
       </w:r>
@@ -24842,8 +24827,8 @@
         <w:spacing w:beforeAutospacing="1" w:after="0" w:afterAutospacing="1" w:line="17" w:lineRule="atLeast"/>
         <w:rPr>
           <w:rFonts w:cs="Times New Roman"/>
-          <w:sz w:val="36"/>
-          <w:szCs w:val="36"/>
+          <w:sz w:val="28"/>
+          <w:szCs w:val="28"/>
         </w:rPr>
       </w:pPr>
       <w:r>
@@ -24852,8 +24837,8 @@
           <w:b/>
           <w:bCs/>
           <w:color w:val="1F2020"/>
-          <w:sz w:val="36"/>
-          <w:szCs w:val="36"/>
+          <w:sz w:val="28"/>
+          <w:szCs w:val="28"/>
         </w:rPr>
         <w:t xml:space="preserve">Hạn chế: </w:t>
       </w:r>
@@ -24861,8 +24846,8 @@
         <w:rPr>
           <w:rFonts w:cs="Times New Roman"/>
           <w:color w:val="1F2020"/>
-          <w:sz w:val="36"/>
-          <w:szCs w:val="36"/>
+          <w:sz w:val="28"/>
+          <w:szCs w:val="28"/>
         </w:rPr>
         <w:t>Hiệu quả phụ thuộc mạnh vào lịch trình làm nguội. Nếu nhiệt độ giảm quá nhanh, thuật toán có thể bị kẹt như Hill Climbing; nếu giảm quá chậm, tốn thời gian.</w:t>
       </w:r>
@@ -24872,8 +24857,8 @@
         <w:pStyle w:val="NormalWeb"/>
         <w:spacing w:line="17" w:lineRule="atLeast"/>
         <w:rPr>
-          <w:sz w:val="36"/>
-          <w:szCs w:val="36"/>
+          <w:sz w:val="28"/>
+          <w:szCs w:val="28"/>
         </w:rPr>
       </w:pPr>
       <w:r>
@@ -24881,16 +24866,17 @@
           <w:b/>
           <w:bCs/>
           <w:color w:val="1F2020"/>
-          <w:sz w:val="36"/>
-          <w:szCs w:val="36"/>
-        </w:rPr>
+          <w:sz w:val="28"/>
+          <w:szCs w:val="28"/>
+        </w:rPr>
+        <w:lastRenderedPageBreak/>
         <w:t>Nguyên lý</w:t>
       </w:r>
       <w:r>
         <w:rPr>
           <w:color w:val="1F2020"/>
-          <w:sz w:val="36"/>
-          <w:szCs w:val="36"/>
+          <w:sz w:val="28"/>
+          <w:szCs w:val="28"/>
         </w:rPr>
         <w:t>: Lấy cảm hứng từ quá trình làm nguội kim loại trong luyện kim, Simulated Annealing cân bằng giữa khám phá (exploration, nhờ di chuyển xấu khi nhiệt độ cao) và khai thác (exploitation, ưu tiên cải thiện khi nhiệt độ thấp). Điều này giúp nó có cơ hội tìm được giải pháp toàn cục hơn các thuật toán Hill Climbing.</w:t>
       </w:r>
@@ -25182,7 +25168,6 @@
           <w:szCs w:val="28"/>
           <w:lang w:val="vi-VN"/>
         </w:rPr>
-        <w:lastRenderedPageBreak/>
         <w:t xml:space="preserve">+ </w:t>
       </w:r>
       <w:r>
@@ -25235,6 +25220,7 @@
           <w:szCs w:val="28"/>
           <w:lang w:val="vi-VN"/>
         </w:rPr>
+        <w:lastRenderedPageBreak/>
         <w:drawing>
           <wp:inline distT="0" distB="0" distL="114300" distR="114300" wp14:anchorId="7C52F227" wp14:editId="1520C24C">
             <wp:extent cx="5272405" cy="6599555"/>
@@ -25350,6 +25336,7 @@
           <w:szCs w:val="28"/>
           <w:lang w:val="vi-VN"/>
         </w:rPr>
+        <w:lastRenderedPageBreak/>
         <w:t>- Mảng [4 4 0 1 7 1 7 1] nghĩa là:</w:t>
       </w:r>
     </w:p>
@@ -25754,7 +25741,6 @@
           <w:szCs w:val="28"/>
           <w:lang w:val="vi-VN"/>
         </w:rPr>
-        <w:lastRenderedPageBreak/>
         <w:t>Found solution!</w:t>
       </w:r>
     </w:p>
@@ -25797,6 +25783,7 @@
           <w:szCs w:val="28"/>
           <w:lang w:val="vi-VN"/>
         </w:rPr>
+        <w:lastRenderedPageBreak/>
         <w:t>Final board: [4 6 0 2 7 5 3 1]</w:t>
       </w:r>
     </w:p>
